--- a/未来科技全景图制作说明.docx
+++ b/未来科技全景图制作说明.docx
@@ -259,7 +259,7 @@
           <w:rFonts w:hint="eastAsia"/>
           <w:lang w:val="en-US" w:eastAsia="zh-CN"/>
         </w:rPr>
-        <w:instrText xml:space="preserve"> HYPERLINK "https://mm.edrawsoft.cn/app/editor/LPy5QvzM7tQba0PhpK4awSN4siGJJmqu?share=1&amp;page=6163278069876" </w:instrText>
+        <w:instrText xml:space="preserve"> HYPERLINK "https://mm.edrawsoft.cn/app/editor/rjJpMzNJhJg6bbFNgTH17Tjyykq7cpsE?share=1&amp;page=6163278069876" </w:instrText>
       </w:r>
       <w:r>
         <w:rPr>
@@ -274,7 +274,7 @@
           <w:rFonts w:hint="eastAsia"/>
           <w:lang w:val="en-US" w:eastAsia="zh-CN"/>
         </w:rPr>
-        <w:t>https://mm.edrawsoft.cn/app/editor/LPy5QvzM7tQba0PhpK4awSN4siGJJmqu?share=1&amp;page=6163278069876</w:t>
+        <w:t>https://mm.edrawsoft.cn/app/editor/rjJpMzNJhJg6bbFNgTH17Tjyykq7cpsE?share=1&amp;page=6163278069876</w:t>
       </w:r>
       <w:r>
         <w:rPr>
@@ -283,16 +283,16 @@
         </w:rPr>
         <w:fldChar w:fldCharType="end"/>
       </w:r>
-    </w:p>
-    <w:p>
-      <w:pPr>
-        <w:rPr>
-          <w:rFonts w:hint="default"/>
-          <w:lang w:val="en-US" w:eastAsia="zh-CN"/>
-        </w:rPr>
-      </w:pPr>
       <w:bookmarkStart w:id="0" w:name="_GoBack"/>
       <w:bookmarkEnd w:id="0"/>
+    </w:p>
+    <w:p>
+      <w:pPr>
+        <w:rPr>
+          <w:rFonts w:hint="default"/>
+          <w:lang w:val="en-US" w:eastAsia="zh-CN"/>
+        </w:rPr>
+      </w:pPr>
       <w:r>
         <w:rPr>
           <w:rFonts w:hint="eastAsia"/>
